--- a/pr-preview/pr-274/logistic-inference-handout.docx
+++ b/pr-preview/pr-274/logistic-inference-handout.docx
@@ -15,7 +15,7 @@
         <w:pStyle w:val="Date"/>
       </w:pPr>
       <w:r>
-        <w:t xml:space="preserve">Last modified: 2026-10-16 23:34:54 (PDT)</w:t>
+        <w:t xml:space="preserve">Last modified: 2026-10-17 00:31:06 (PDT)</w:t>
       </w:r>
     </w:p>
     <w:bookmarkStart w:id="13" w:name="introduction"/>

--- a/pr-preview/pr-274/logistic-inference-handout.docx
+++ b/pr-preview/pr-274/logistic-inference-handout.docx
@@ -15,7 +15,7 @@
         <w:pStyle w:val="Date"/>
       </w:pPr>
       <w:r>
-        <w:t xml:space="preserve">Last modified: 2026-10-17 00:31:06 (PDT)</w:t>
+        <w:t xml:space="preserve">Last modified: 2026-10-17 01:16:55 (PDT)</w:t>
       </w:r>
     </w:p>
     <w:bookmarkStart w:id="13" w:name="introduction"/>

--- a/pr-preview/pr-274/logistic-inference-handout.docx
+++ b/pr-preview/pr-274/logistic-inference-handout.docx
@@ -15,7 +15,7 @@
         <w:pStyle w:val="Date"/>
       </w:pPr>
       <w:r>
-        <w:t xml:space="preserve">Last modified: 2026-10-17 01:16:55 (PDT)</w:t>
+        <w:t xml:space="preserve">Last modified: 2026-10-17 01:48:51 (PDT)</w:t>
       </w:r>
     </w:p>
     <w:bookmarkStart w:id="13" w:name="introduction"/>

--- a/pr-preview/pr-274/logistic-inference-handout.docx
+++ b/pr-preview/pr-274/logistic-inference-handout.docx
@@ -15,7 +15,7 @@
         <w:pStyle w:val="Date"/>
       </w:pPr>
       <w:r>
-        <w:t xml:space="preserve">Last modified: 2026-10-17 01:48:51 (PDT)</w:t>
+        <w:t xml:space="preserve">Last modified: 2026-10-17 02:45:49 (PDT)</w:t>
       </w:r>
     </w:p>
     <w:bookmarkStart w:id="13" w:name="introduction"/>

--- a/pr-preview/pr-274/logistic-inference-handout.docx
+++ b/pr-preview/pr-274/logistic-inference-handout.docx
@@ -15,7 +15,7 @@
         <w:pStyle w:val="Date"/>
       </w:pPr>
       <w:r>
-        <w:t xml:space="preserve">Last modified: 2026-10-17 02:45:49 (PDT)</w:t>
+        <w:t xml:space="preserve">Last modified: 2026-10-17 03:08:38 (PDT)</w:t>
       </w:r>
     </w:p>
     <w:bookmarkStart w:id="13" w:name="introduction"/>

--- a/pr-preview/pr-274/logistic-inference-handout.docx
+++ b/pr-preview/pr-274/logistic-inference-handout.docx
@@ -15,7 +15,7 @@
         <w:pStyle w:val="Date"/>
       </w:pPr>
       <w:r>
-        <w:t xml:space="preserve">Last modified: 2026-10-17 03:08:38 (PDT)</w:t>
+        <w:t xml:space="preserve">Last modified: 2026-10-17 03:43:21 (PDT)</w:t>
       </w:r>
     </w:p>
     <w:bookmarkStart w:id="13" w:name="introduction"/>
